--- a/outputs/reports/ZilaLens_Policy_Brief.docx
+++ b/outputs/reports/ZilaLens_Policy_Brief.docx
@@ -56,7 +56,7 @@
           <w:b/>
           <w:color w:val="C47F17"/>
         </w:rPr>
-        <w:t>INTERIM EVIDENCE BRIEF | COMPARATIVE FINDINGS PENDING</w:t>
+        <w:t>KEY DESCRIPTIVE FINDINGS | FINANCE MEASURES UNAVAILABLE</w:t>
       </w:r>
     </w:p>
     <w:p>
@@ -64,12 +64,12 @@
         <w:pStyle w:val="Heading1"/>
       </w:pPr>
       <w:r>
-        <w:t>The district comparison is ready to run; NFHS-5 is the missing input</w:t>
+        <w:t>Four comparable indicators show improvement across 555 district matches</w:t>
       </w:r>
     </w:p>
     <w:p>
       <w:r>
-        <w:t>The current evidence supports building the comparison and validating district definitions. It does not yet support claims about which districts improved or whether Aspirational Districts moved faster.</w:t>
+        <w:t>From NFHS-4 to NFHS-5, average changes were +6.5 percentage points in women’s literacy, +6.3 in 10+ years of schooling, −3.8 in marriage before age 18, and +15.9 in clean cooking fuel. Changes are descriptive, not causal. Source: outputs/tables/district_changes.csv; n=555 per indicator.</w:t>
       </w:r>
     </w:p>
     <w:p>
@@ -165,7 +165,7 @@
               <w:rPr>
                 <w:sz w:val="17"/>
               </w:rPr>
-              <w:t>NFHS-4 district-indicator rows</w:t>
+              <w:t>Name-matched districts</w:t>
             </w:r>
           </w:p>
         </w:tc>
@@ -182,7 +182,7 @@
               <w:rPr>
                 <w:sz w:val="17"/>
               </w:rPr>
-              <w:t>59,241</w:t>
+              <w:t>555</w:t>
             </w:r>
           </w:p>
         </w:tc>
@@ -199,7 +199,7 @@
               <w:rPr>
                 <w:sz w:val="17"/>
               </w:rPr>
-              <w:t>HindustanTimesLabs nfhs_district-wise.csv</w:t>
+              <w:t>Harvard Appendix A screen; district_crosswalk.csv</w:t>
             </w:r>
           </w:p>
         </w:tc>
@@ -218,7 +218,7 @@
               <w:rPr>
                 <w:sz w:val="17"/>
               </w:rPr>
-              <w:t>NFHS-4 district indicators</w:t>
+              <w:t>UP districts ranked</w:t>
             </w:r>
           </w:p>
         </w:tc>
@@ -235,7 +235,7 @@
               <w:rPr>
                 <w:sz w:val="17"/>
               </w:rPr>
-              <w:t>93</w:t>
+              <w:t>75</w:t>
             </w:r>
           </w:p>
         </w:tc>
@@ -252,7 +252,7 @@
               <w:rPr>
                 <w:sz w:val="17"/>
               </w:rPr>
-              <w:t>HindustanTimesLabs repository README</w:t>
+              <w:t>NFHS-5 four-indicator mean rank</w:t>
             </w:r>
           </w:p>
         </w:tc>
@@ -271,7 +271,7 @@
               <w:rPr>
                 <w:sz w:val="17"/>
               </w:rPr>
-              <w:t>Exact-name ADP list matches in NFHS-4</w:t>
+              <w:t>ADP literacy difference</w:t>
             </w:r>
           </w:p>
         </w:tc>
@@ -288,7 +288,7 @@
               <w:rPr>
                 <w:sz w:val="17"/>
               </w:rPr>
-              <w:t>96 of 112</w:t>
+              <w:t>+1.99 pp</w:t>
             </w:r>
           </w:p>
         </w:tc>
@@ -305,7 +305,7 @@
               <w:rPr>
                 <w:sz w:val="17"/>
               </w:rPr>
-              <w:t>NITI 112 list + NFHS-4 source; project crosswalk</w:t>
+              <w:t>Descriptive; 95% bootstrap interval +0.76 to +3.14</w:t>
             </w:r>
           </w:p>
         </w:tc>
@@ -313,7 +313,7 @@
     </w:tbl>
     <w:p>
       <w:r>
-        <w:t>The NITI 112-district PDF is published in 2022. Sixteen listed names are not found as exact NFHS-4 state–district names and need geography review. No outcome comparison has been computed.</w:t>
+        <w:t>The 130 changed/new geographies in Harvard Appendix A are excluded because a complete parent crosswalk is not available. Bank-account-use and mobile-phone indicators are absent from both factsheets, so no finance-linked index is reported.</w:t>
       </w:r>
     </w:p>
     <w:p>
@@ -334,7 +334,7 @@
         <w:pStyle w:val="ListBullet"/>
       </w:pPr>
       <w:r>
-        <w:t>Place the official data.gov.in workbook at data/raw/NFHS_5_India_Districts_Factsheet_Data.xls and rerun the documented pipeline.</w:t>
+        <w:t>Use the 555 matched district results only with the stated boundary and indicator caveats; do not treat them as causal estimates.</w:t>
       </w:r>
     </w:p>
     <w:p>
@@ -342,7 +342,7 @@
         <w:pStyle w:val="ListBullet"/>
       </w:pPr>
       <w:r>
-        <w:t>Approve a parent/child district crosswalk before publishing rankings or selecting low-performing districts.</w:t>
+        <w:t>Treat Shrawasti, Lalitpur, Bahraich, Balrampur and Sitapur as provisional UP candidates from the four-indicator rank composite; validate financial access and service barriers before funding decisions.</w:t>
       </w:r>
     </w:p>
     <w:p>
